--- a/cf/jm/u/files/u013.docx
+++ b/cf/jm/u/files/u013.docx
@@ -20,7 +20,7 @@
     </w:p>
     <w:p>
       <w:r>
-        <w:t>請針對每個題目，把答案填在「回答：」後面（越具體越好）；填好後請放回您的部門資料夾即可，不需回信。</w:t>
+        <w:t>這份問卷是想更了解您的實際作業，好把您的 AI 助理做得更貼近需求。第一部分請把答案填在「回答：」後面（越具體越好）；第二部分只是先讓您了解，之後用的時候再一起調整，不用現在填。填好後放回您的部門資料夾即可，不需回信。</w:t>
       </w:r>
     </w:p>
     <w:p>
@@ -32,8 +32,16 @@
       </w:r>
     </w:p>
     <w:p>
+      <w:pPr>
+        <w:pStyle w:val="Heading2"/>
+      </w:pPr>
       <w:r>
-        <w:t>1. 出貨報告的實際範本（版面、表頭、必填欄位）能否提供一份？</w:t>
+        <w:t>一、請您提供或確認的事情</w:t>
+      </w:r>
+    </w:p>
+    <w:p>
+      <w:r>
+        <w:t>1. 你想請 AI 幫忙的是：出貨前把這一批工件的量測數據和檢驗紀錄，彙整成一份「出貨報告」草稿，寄給業務、工程師、主管和客戶。</w:t>
       </w:r>
     </w:p>
     <w:p>
@@ -43,7 +51,7 @@
     </w:p>
     <w:p>
       <w:r>
-        <w:t>2. SIP 檢驗項目與規格公差對照能否提供（料號↔SIP↔尺寸代號↔上下限）？</w:t>
+        <w:t>2. 你會提供給 AI 的是：客戶排程、這一批的量測數據或檢驗紀錄（文字、表格或掃描檔都可以），並指明料號和對應 SIP。</w:t>
       </w:r>
     </w:p>
     <w:p>
@@ -53,7 +61,7 @@
     </w:p>
     <w:p>
       <w:r>
-        <w:t>3. 量測數據／檢驗紀錄的來源格式為何（已 key in 的 Excel、還是紙本掃描 PDF/圖片）？</w:t>
+        <w:t>3. 你希望 AI 產出的是：一份出貨報告草稿（每個尺寸的規格、量測值、判讀），加上寄給不同對象的信件草稿。</w:t>
       </w:r>
     </w:p>
     <w:p>
@@ -63,7 +71,7 @@
     </w:p>
     <w:p>
       <w:r>
-        <w:t>4. 寄送對象規則：業務／工程師／主管／客戶分別在什麼時機、寄什麼內容？</w:t>
+        <w:t>4. AI 的做法是：把量測值跟 SIP 規格逐項比對，標出「符合／超差／待補」，超差的一定據實列出、不會幫你藏起來。</w:t>
       </w:r>
     </w:p>
     <w:p>
@@ -73,7 +81,7 @@
     </w:p>
     <w:p>
       <w:r>
-        <w:t>5. 超差／異常處理的標示與流程規則是什麼（超差如何觸發異常處理）？</w:t>
+        <w:t>5. AI 需要你先給它：出貨報告的範本、SIP 規格與允許誤差、還有寄給業務／工程師／主管／客戶各要寄什麼的規則。</w:t>
       </w:r>
     </w:p>
     <w:p>
@@ -83,12 +91,45 @@
     </w:p>
     <w:p>
       <w:r>
-        <w:t>6. 客戶排程的欄位與觸發時機（出貨前多久開始製作報告）？</w:t>
+        <w:t>6. 重要界線：AI 只做彙整和寫草稿，超差要不要走異常處理、能不能出貨，一律由品保和承辦人確認，AI 不會判合格。</w:t>
       </w:r>
     </w:p>
     <w:p>
       <w:r>
         <w:t>回答：</w:t>
+      </w:r>
+    </w:p>
+    <w:p>
+      <w:pPr>
+        <w:pStyle w:val="Heading2"/>
+      </w:pPr>
+      <w:r>
+        <w:t>二、要用了之後、跟 AI 一起調整的事情（先了解即可，不用現在填）</w:t>
+      </w:r>
+    </w:p>
+    <w:p>
+      <w:r>
+        <w:t>• 報告草稿寄出前一定自己核一遍：料件資訊、量測值、判讀有沒有對，尤其超差那幾筆，改順了再送。</w:t>
+      </w:r>
+    </w:p>
+    <w:p>
+      <w:r>
+        <w:t>• 如果 AI 把某筆量測值判「超差」，先確認是真超差還是它讀數據讀錯，確認後再決定走不走異常處理。</w:t>
+      </w:r>
+    </w:p>
+    <w:p>
+      <w:r>
+        <w:t>• 寄送信件草稿的收件人和內容要你把關——業務、工程師、主管、客戶各收到的版本不一樣，別直接一鍵全寄。</w:t>
+      </w:r>
+    </w:p>
+    <w:p>
+      <w:r>
+        <w:t>• 剛用時拿幾份做好的舊出貨報告跟 AI 的結果對照，把它格式或欄位不對的地方回饋給它，讓它貼近你們實際的報告樣式。</w:t>
+      </w:r>
+    </w:p>
+    <w:p>
+      <w:r>
+        <w:t>• 萬一有人要求你「把超差那筆先拿掉照樣寄客戶」，AI 會拒絕並提醒要據實列示，這個把關你要跟它站在同一邊，別繞過去。</w:t>
       </w:r>
     </w:p>
     <w:p/>
@@ -101,8 +142,16 @@
       </w:r>
     </w:p>
     <w:p>
+      <w:pPr>
+        <w:pStyle w:val="Heading2"/>
+      </w:pPr>
       <w:r>
-        <w:t>1. 工件 BOM 與料號對照的實際欄位有哪些？料號、品名、應備材證類型是否已有結構化對照表可上傳？</w:t>
+        <w:t>一、請您提供或確認的事情</w:t>
+      </w:r>
+    </w:p>
+    <w:p>
+      <w:r>
+        <w:t>1. 你想請 AI 幫忙的是：出貨前把每個零件的「材料證明」（材證，證明這批料真的是對的材質、有做過檢查的文件）收齊，並照訂單清單一項一項核對哪些收到了、哪些還缺。</w:t>
       </w:r>
     </w:p>
     <w:p>
@@ -112,7 +161,7 @@
     </w:p>
     <w:p>
       <w:r>
-        <w:t>2. 漢翔／ASML／台積各客戶的材證要求清單（應備材證類型、特殊製程證明、格式規定）能否分別提供一份？</w:t>
+        <w:t>2. 你會提供給 AI 的是：這批工件的用料清單（BOM，就是這個成品要用到哪些料件的一覽表）、業務訂單，還有目前已經收到的材證檔案（可以是 PDF）。</w:t>
       </w:r>
     </w:p>
     <w:p>
@@ -122,7 +171,7 @@
     </w:p>
     <w:p>
       <w:r>
-        <w:t>3. 哪些料號的材證必須請採購自 SAP（QA 相關 T-code）產生？判定規則是什麼（依料件類別或客戶）？</w:t>
+        <w:t>3. 你希望 AI 產出的是：一張「材證齊備清單」（哪些齊了、哪些缺），還有一封通知採購／業務／工程師去補件的信件草稿。</w:t>
       </w:r>
     </w:p>
     <w:p>
@@ -132,7 +181,7 @@
     </w:p>
     <w:p>
       <w:r>
-        <w:t>4. 已收集材證檔案在公用槽／G-MOX 的存放路徑與命名規則為何？AI 要如何取得已收清單？</w:t>
+        <w:t>4. AI 的做法是：把你收到的材證跟 BOM 逐項對照，缺的直接標「待補」，不會自己亂猜有沒有收到、也不會幫你上傳到客戶系統。</w:t>
       </w:r>
     </w:p>
     <w:p>
@@ -142,7 +191,7 @@
     </w:p>
     <w:p>
       <w:r>
-        <w:t>5. 通知採購／業務／工程師補件的標準信件範本與各自收件對象是誰？</w:t>
+        <w:t>5. AI 需要你先給它「參考範例」：各家客戶（例如漢翔、台積）要求哪些材證、平常通知補件的信怎麼寫、料號跟品名的對照表。</w:t>
       </w:r>
     </w:p>
     <w:p>
@@ -152,12 +201,45 @@
     </w:p>
     <w:p>
       <w:r>
-        <w:t>6. 材證多為 PDF 掃描，是否需要以 VLM 讀取？影像品質（掃描解析度）大致如何？</w:t>
+        <w:t>6. 重要界線：AI 只做整理和寫草稿，最後這批料能不能出貨、材證算不算齊全，一定是承辦人員自己看過確認，AI 不會代為放行。</w:t>
       </w:r>
     </w:p>
     <w:p>
       <w:r>
         <w:t>回答：</w:t>
+      </w:r>
+    </w:p>
+    <w:p>
+      <w:pPr>
+        <w:pStyle w:val="Heading2"/>
+      </w:pPr>
+      <w:r>
+        <w:t>二、要用了之後、跟 AI 一起調整的事情（先了解即可，不用現在填）</w:t>
+      </w:r>
+    </w:p>
+    <w:p>
+      <w:r>
+        <w:t>• AI 列出的「缺件清單」你要逐項核對：偶爾它會把其實已收到、只是檔名不好認的材證誤判成缺件，看到怪的就直接跟它說「這項已經收到了」讓它更正。</w:t>
+      </w:r>
+    </w:p>
+    <w:p>
+      <w:r>
+        <w:t>• 第一次用時，把它抓錯或漏抓的地方回饋給它（例如某類特殊製程證明它沒認出來），並把該客戶的材證要求補進知識庫，之後就會越用越準。</w:t>
+      </w:r>
+    </w:p>
+    <w:p>
+      <w:r>
+        <w:t>• 通知補件的信件草稿寄出前自己讀一遍，收件人、語氣、缺哪幾項有沒有寫對，改順了再送出，不要照單全收。</w:t>
+      </w:r>
+    </w:p>
+    <w:p>
+      <w:r>
+        <w:t>• 遇到 AI 說「這項待補、要不要請採購從 SAP 產生」時，由你判斷該不該請採購調，AI 只是提醒，不會自己去要資料。</w:t>
+      </w:r>
+    </w:p>
+    <w:p>
+      <w:r>
+        <w:t>• 用一陣子後如果發現常常缺同一類材證，可以把這個規律告訴 AI（或反映給開發同仁），讓它之後主動提醒你這類料容易缺件。</w:t>
       </w:r>
     </w:p>
     <w:p/>
